--- a/Παραδοτέο 1/Use-case-v0.1/ΤΛ_Μέρος_1.docx
+++ b/Παραδοτέο 1/Use-case-v0.1/ΤΛ_Μέρος_1.docx
@@ -10,7 +10,6 @@
           <w:szCs w:val="28"/>
         </w:rPr>
       </w:pPr>
-      <w:proofErr w:type="spellStart"/>
       <w:r>
         <w:rPr>
           <w:b/>
@@ -18,105 +17,659 @@
           <w:sz w:val="28"/>
           <w:szCs w:val="28"/>
         </w:rPr>
-        <w:t>Actor</w:t>
-      </w:r>
-      <w:proofErr w:type="spellEnd"/>
-      <w:r>
-        <w:rPr>
-          <w:b/>
-          <w:bCs/>
+        <w:t>Actor:</w:t>
+      </w:r>
+      <w:r>
+        <w:rPr>
           <w:sz w:val="28"/>
           <w:szCs w:val="28"/>
         </w:rPr>
-        <w:t>:</w:t>
-      </w:r>
-      <w:r>
-        <w:rPr>
+        <w:t xml:space="preserve"> Εθελοντής Αιμοδότης</w:t>
+      </w:r>
+    </w:p>
+    <w:p>
+      <w:pPr>
+        <w:rPr>
+          <w:b/>
+          <w:bCs/>
           <w:sz w:val="28"/>
           <w:szCs w:val="28"/>
         </w:rPr>
-        <w:t xml:space="preserve"> Εθελοντής Αιμοδότης</w:t>
-      </w:r>
-    </w:p>
-    <w:p>
-      <w:pPr>
-        <w:rPr>
-          <w:b/>
-          <w:bCs/>
-          <w:sz w:val="28"/>
-          <w:szCs w:val="28"/>
-        </w:rPr>
-      </w:pPr>
-    </w:p>
-    <w:p>
-      <w:pPr>
-        <w:rPr>
-          <w:b/>
-          <w:bCs/>
-        </w:rPr>
-      </w:pPr>
-      <w:proofErr w:type="spellStart"/>
-      <w:r>
-        <w:rPr>
-          <w:b/>
-          <w:bCs/>
-          <w:sz w:val="28"/>
-          <w:szCs w:val="28"/>
-        </w:rPr>
-        <w:t>Use</w:t>
-      </w:r>
-      <w:proofErr w:type="spellEnd"/>
-      <w:r>
-        <w:rPr>
-          <w:b/>
-          <w:bCs/>
-          <w:sz w:val="28"/>
-          <w:szCs w:val="28"/>
-        </w:rPr>
+      </w:pPr>
+    </w:p>
+    <w:p>
+      <w:pPr>
+        <w:pStyle w:val="2"/>
+      </w:pPr>
+      <w:r>
+        <w:t xml:space="preserve">Use Case 2: Ανάρτηση Ιατρικών Εγγράφων </w:t>
+      </w:r>
+    </w:p>
+    <w:p>
+      <w:pPr>
+        <w:rPr>
+          <w:b/>
+          <w:bCs/>
+        </w:rPr>
+      </w:pPr>
+      <w:r>
+        <w:rPr>
+          <w:b/>
+          <w:bCs/>
+        </w:rPr>
+        <w:t>Βασική Ροή</w:t>
+      </w:r>
+    </w:p>
+    <w:p>
+      <w:pPr>
+        <w:numPr>
+          <w:ilvl w:val="0"/>
+          <w:numId w:val="4"/>
+        </w:numPr>
+        <w:spacing w:after="0"/>
+      </w:pPr>
+      <w:r>
+        <w:t>Ο εθελοντής αιμοδότης συνδέεται στο σύστημα και μεταβαίνει στο προφίλ του.</w:t>
+      </w:r>
+    </w:p>
+    <w:p>
+      <w:pPr>
+        <w:numPr>
+          <w:ilvl w:val="0"/>
+          <w:numId w:val="4"/>
+        </w:numPr>
+        <w:spacing w:after="0"/>
+      </w:pPr>
+      <w:r>
+        <w:t>Από το menu των διαθέσιμων επιλογών επιλέγει «Ανάρτηση Ιατρικών Εγγράφων».</w:t>
+      </w:r>
+    </w:p>
+    <w:p>
+      <w:pPr>
+        <w:numPr>
+          <w:ilvl w:val="0"/>
+          <w:numId w:val="4"/>
+        </w:numPr>
+        <w:spacing w:after="0"/>
+      </w:pPr>
+      <w:r>
+        <w:t>Το σύστημα εμφανίζει οθόνη όπου ο χρήστης μπορεί να επιλέξει αρχείο από τη συσκευή του.</w:t>
+      </w:r>
+    </w:p>
+    <w:p>
+      <w:pPr>
+        <w:numPr>
+          <w:ilvl w:val="0"/>
+          <w:numId w:val="4"/>
+        </w:numPr>
+        <w:spacing w:after="0"/>
+      </w:pPr>
+      <w:r>
+        <w:t>Ο χρήστης επιλέγει το αρχείο που θέλει να ανεβάσει (π.χ. PDF ή εικόνα από ιατρικές εξετάσεις).</w:t>
+      </w:r>
+    </w:p>
+    <w:p>
+      <w:pPr>
+        <w:numPr>
+          <w:ilvl w:val="0"/>
+          <w:numId w:val="4"/>
+        </w:numPr>
+        <w:spacing w:after="0"/>
+      </w:pPr>
+      <w:r>
+        <w:t>Το σύστημα εμφανίζει τα βασικά στοιχεία του αρχείου (όνομα, τύπος αρχείου, μέγεθος).</w:t>
+      </w:r>
+    </w:p>
+    <w:p>
+      <w:pPr>
+        <w:numPr>
+          <w:ilvl w:val="0"/>
+          <w:numId w:val="4"/>
+        </w:numPr>
+        <w:spacing w:after="0"/>
+      </w:pPr>
+      <w:r>
+        <w:t>Ο χρήστης επιλέγει «Μεταφόρτωση Εγγράφου».</w:t>
+      </w:r>
+    </w:p>
+    <w:p>
+      <w:pPr>
+        <w:numPr>
+          <w:ilvl w:val="0"/>
+          <w:numId w:val="4"/>
+        </w:numPr>
+        <w:spacing w:after="0"/>
+      </w:pPr>
+      <w:r>
+        <w:t>Το σύστημα ελέγχει ότι ο τύπος αρχείου είναι επιτρεπτός και ότι το μέγεθος δεν ξεπερνά το επιτρεπτό όριο.</w:t>
+      </w:r>
+    </w:p>
+    <w:p>
+      <w:pPr>
+        <w:numPr>
+          <w:ilvl w:val="0"/>
+          <w:numId w:val="4"/>
+        </w:numPr>
+        <w:spacing w:after="0"/>
+      </w:pPr>
+      <w:r>
+        <w:t xml:space="preserve">Το </w:t>
+      </w:r>
+      <w:r>
+        <w:t>αρχείο αποθηκεύεται στο σύστημα.</w:t>
+      </w:r>
+    </w:p>
+    <w:p>
+      <w:pPr>
+        <w:numPr>
+          <w:ilvl w:val="0"/>
+          <w:numId w:val="4"/>
+        </w:numPr>
+        <w:spacing w:after="0"/>
+      </w:pPr>
+      <w:r>
+        <w:t>Το σύστημα ενημερώνει τον χρήστη ότι η μεταφόρτωση ολοκληρώθηκε με επιτυχία.</w:t>
+      </w:r>
+    </w:p>
+    <w:p>
+      <w:pPr>
+        <w:numPr>
+          <w:ilvl w:val="0"/>
+          <w:numId w:val="4"/>
+        </w:numPr>
+        <w:spacing w:after="0"/>
+      </w:pPr>
+      <w:r>
+        <w:t>Το σύστημα εμφανίζει το νέο έγγραφο στη λίστα των ιατρικών εγγράφων του χρήστη.</w:t>
+      </w:r>
+    </w:p>
+    <w:p/>
+    <w:p>
+      <w:pPr>
+        <w:rPr>
+          <w:b/>
+          <w:bCs/>
+        </w:rPr>
+      </w:pPr>
+      <w:r>
+        <w:rPr>
+          <w:b/>
+          <w:bCs/>
+        </w:rPr>
+        <w:t>Εναλλακτική Ροή 1</w:t>
+      </w:r>
+      <w:r>
+        <w:rPr>
+          <w:b/>
+          <w:bCs/>
+        </w:rPr>
+        <w:t>:</w:t>
+      </w:r>
+      <w:r>
+        <w:rPr>
+          <w:b/>
+          <w:bCs/>
+        </w:rPr>
+        <w:t>Μη επιτρεπτός τύπος αρχείου</w:t>
+      </w:r>
+    </w:p>
+    <w:p>
+      <w:pPr>
+        <w:spacing w:after="0"/>
+      </w:pPr>
+      <w:r>
+        <w:t>4</w:t>
+      </w:r>
+      <w:r>
+        <w:t xml:space="preserve">.α.1. </w:t>
+      </w:r>
+      <w:r>
+        <w:t>Το σύστημα εντοπίζει ότι ο τύπος αρχείου δεν είναι αποδεκτός.</w:t>
+      </w:r>
+    </w:p>
+    <w:p>
+      <w:pPr>
+        <w:spacing w:after="0"/>
+      </w:pPr>
+      <w:r>
+        <w:t xml:space="preserve">4.α.2. </w:t>
+      </w:r>
+      <w:r>
+        <w:t>Εμφανίζεται κατάλληλο μήνυμα μέσω του οποίου το σύστημα ενημερώνει τον χρήστη ότι επιτρέπονται μόνο αρχεία τύπου PDF ή εικόνας (π.χ. JPG, PNG).</w:t>
+      </w:r>
+    </w:p>
+    <w:p>
+      <w:pPr>
+        <w:spacing w:after="0"/>
+      </w:pPr>
+      <w:r>
+        <w:t xml:space="preserve">4.α.3. </w:t>
+      </w:r>
+      <w:r>
+        <w:t>Ο χρήστης επιλέγει νέο αρχείο από τη συσκευή του.</w:t>
+      </w:r>
+    </w:p>
+    <w:p>
+      <w:pPr>
+        <w:spacing w:after="0"/>
+      </w:pPr>
+      <w:r>
+        <w:t xml:space="preserve">4.α.4. </w:t>
+      </w:r>
+      <w:r>
+        <w:t xml:space="preserve">Ο χρήστης συνεχίζει από το βήμα </w:t>
+      </w:r>
+      <w:r>
+        <w:rPr>
+          <w:b/>
+          <w:bCs/>
+        </w:rPr>
+        <w:t>6</w:t>
+      </w:r>
+      <w:r>
+        <w:t xml:space="preserve"> της βασικής ροής</w:t>
+      </w:r>
+      <w:r>
+        <w:t>.</w:t>
+      </w:r>
+    </w:p>
+    <w:p>
+      <w:pPr>
+        <w:rPr>
+          <w:b/>
+          <w:bCs/>
+        </w:rPr>
+      </w:pPr>
+    </w:p>
+    <w:p>
+      <w:pPr>
+        <w:rPr>
+          <w:b/>
+          <w:bCs/>
+        </w:rPr>
+      </w:pPr>
+      <w:r>
+        <w:rPr>
+          <w:b/>
+          <w:bCs/>
+        </w:rPr>
+        <w:t>Εναλλακτική Ροή 2</w:t>
+      </w:r>
+      <w:r>
+        <w:rPr>
+          <w:b/>
+          <w:bCs/>
+        </w:rPr>
+        <w:t xml:space="preserve">: </w:t>
+      </w:r>
+      <w:r>
+        <w:rPr>
+          <w:b/>
+          <w:bCs/>
+        </w:rPr>
+        <w:t>Υπερβολικό μέγεθος αρχείου</w:t>
+      </w:r>
+    </w:p>
+    <w:p>
+      <w:pPr>
+        <w:spacing w:after="0"/>
+      </w:pPr>
+      <w:r>
+        <w:t xml:space="preserve">6.α.1. </w:t>
+      </w:r>
+      <w:r>
+        <w:t>Το σύστημα εντοπίζει ότι το μέγεθος του αρχείου υπερβαίνει το επιτρεπτό όριο.</w:t>
+      </w:r>
+    </w:p>
+    <w:p>
+      <w:pPr>
+        <w:spacing w:after="0"/>
+      </w:pPr>
+      <w:r>
+        <w:t xml:space="preserve">6.α.2. </w:t>
+      </w:r>
+      <w:r>
+        <w:t>Εμφανίζεται κατάλληλο μήνυμα μέσω του οποίου το σύστημα ενημερώνει τον χρήστη ότι το αρχείο είναι πολύ μεγάλο</w:t>
+      </w:r>
+      <w:r>
+        <w:t xml:space="preserve">. </w:t>
+      </w:r>
+    </w:p>
+    <w:p>
+      <w:pPr>
+        <w:spacing w:after="0"/>
+      </w:pPr>
+      <w:r>
+        <w:t xml:space="preserve">6.α.3. </w:t>
+      </w:r>
+      <w:r>
+        <w:t>Ο χρήστης επιλέγει μικρότερο αρχείο.</w:t>
+      </w:r>
+    </w:p>
+    <w:p>
+      <w:pPr>
+        <w:spacing w:after="0"/>
+      </w:pPr>
+      <w:r>
+        <w:t xml:space="preserve">6.α.4. </w:t>
+      </w:r>
+      <w:r>
+        <w:t xml:space="preserve">Ο χρήστης συνεχίζει από το βήμα </w:t>
+      </w:r>
+      <w:r>
+        <w:rPr>
+          <w:b/>
+          <w:bCs/>
+        </w:rPr>
+        <w:t>6</w:t>
+      </w:r>
+      <w:r>
+        <w:t xml:space="preserve"> της βασικής ροής.</w:t>
+      </w:r>
+    </w:p>
+    <w:p>
+      <w:pPr>
+        <w:pStyle w:val="2"/>
+      </w:pPr>
+      <w:r>
+        <w:lastRenderedPageBreak/>
+        <w:t>Use Case 3: Αναζήτηση και Προγραμματισμός Ραντεβού</w:t>
+      </w:r>
+    </w:p>
+    <w:p>
+      <w:pPr>
+        <w:rPr>
+          <w:b/>
+          <w:bCs/>
+        </w:rPr>
+      </w:pPr>
+      <w:r>
+        <w:rPr>
+          <w:b/>
+          <w:bCs/>
+        </w:rPr>
+        <w:t>Βασική Ροή</w:t>
+      </w:r>
+    </w:p>
+    <w:p>
+      <w:pPr>
+        <w:numPr>
+          <w:ilvl w:val="0"/>
+          <w:numId w:val="5"/>
+        </w:numPr>
+        <w:spacing w:after="0"/>
+      </w:pPr>
+      <w:r>
+        <w:t>Ο εθελοντής αιμοδότης συνδέεται στο σύστημα και μεταβαίνει στο menu των διαθέσιμων επιλογών.</w:t>
+      </w:r>
+    </w:p>
+    <w:p>
+      <w:pPr>
+        <w:numPr>
+          <w:ilvl w:val="0"/>
+          <w:numId w:val="5"/>
+        </w:numPr>
+        <w:spacing w:after="0"/>
+      </w:pPr>
+      <w:r>
+        <w:t>Ο χρήστης επιλέγει «Αναζήτηση Ραντεβού Αιμοδοσίας».</w:t>
+      </w:r>
+    </w:p>
+    <w:p>
+      <w:pPr>
+        <w:numPr>
+          <w:ilvl w:val="0"/>
+          <w:numId w:val="5"/>
+        </w:numPr>
+        <w:spacing w:after="0"/>
+      </w:pPr>
+      <w:r>
+        <w:t>Το σύστημα εμφανίζει διαθέσιμα κέντρα αιμοδοσίας και ημερομηνίες.</w:t>
+      </w:r>
+    </w:p>
+    <w:p>
+      <w:pPr>
+        <w:numPr>
+          <w:ilvl w:val="0"/>
+          <w:numId w:val="5"/>
+        </w:numPr>
+        <w:spacing w:after="0"/>
+      </w:pPr>
+      <w:r>
+        <w:t>Ο χρήστης επιλέγει το κέντρο αιμοδοσίας που τον εξυπηρετεί.</w:t>
+      </w:r>
+    </w:p>
+    <w:p>
+      <w:pPr>
+        <w:numPr>
+          <w:ilvl w:val="0"/>
+          <w:numId w:val="5"/>
+        </w:numPr>
+        <w:spacing w:after="0"/>
+      </w:pPr>
+      <w:r>
+        <w:t>Το σύστημα εμφανίζει τις διαθέσιμες ημερομηνίες και ώρες για αιμοδοσία.</w:t>
+      </w:r>
+    </w:p>
+    <w:p>
+      <w:pPr>
+        <w:numPr>
+          <w:ilvl w:val="0"/>
+          <w:numId w:val="5"/>
+        </w:numPr>
+        <w:spacing w:after="0"/>
+      </w:pPr>
+      <w:r>
+        <w:t>Ο χρήστης επιλέγει την επιθυμητή ημερομηνία και ώρα.</w:t>
+      </w:r>
+    </w:p>
+    <w:p>
+      <w:pPr>
+        <w:numPr>
+          <w:ilvl w:val="0"/>
+          <w:numId w:val="5"/>
+        </w:numPr>
+        <w:spacing w:after="0"/>
+      </w:pPr>
+      <w:r>
+        <w:t>Το σύστημα εμφανίζει τα στοιχεία του ραντεβού για επιβεβαίωση.</w:t>
+      </w:r>
+    </w:p>
+    <w:p>
+      <w:pPr>
+        <w:numPr>
+          <w:ilvl w:val="0"/>
+          <w:numId w:val="5"/>
+        </w:numPr>
+        <w:spacing w:after="0"/>
+      </w:pPr>
+      <w:r>
+        <w:t>Ο χρήστης επιλέγει «Επιβεβαίωση Ραντεβού».</w:t>
+      </w:r>
+    </w:p>
+    <w:p>
+      <w:pPr>
+        <w:numPr>
+          <w:ilvl w:val="0"/>
+          <w:numId w:val="5"/>
+        </w:numPr>
+        <w:spacing w:after="0"/>
+      </w:pPr>
+      <w:r>
+        <w:t>Το σύστημα καταχωρεί το ραντεβού στη βάση δεδομένων.</w:t>
+      </w:r>
+    </w:p>
+    <w:p>
+      <w:pPr>
+        <w:numPr>
+          <w:ilvl w:val="0"/>
+          <w:numId w:val="5"/>
+        </w:numPr>
+        <w:spacing w:after="0"/>
+      </w:pPr>
+      <w:r>
+        <w:t>Το σύστημα εμφανίζει μήνυμα επιτυχούς προγραμματισμού και προσθέτει το ραντεβού στο προφίλ του χρήστη.</w:t>
+      </w:r>
+    </w:p>
+    <w:p/>
+    <w:p>
+      <w:r>
+        <w:rPr>
+          <w:b/>
+          <w:bCs/>
+        </w:rPr>
+        <w:t>Εναλλακτική Ροή 1</w:t>
+      </w:r>
+      <w:r>
+        <w:rPr>
+          <w:b/>
+          <w:bCs/>
+        </w:rPr>
+        <w:t xml:space="preserve">: </w:t>
+      </w:r>
+      <w:r>
+        <w:rPr>
+          <w:b/>
+          <w:bCs/>
+        </w:rPr>
+        <w:t>Μη διαθέσιμες ώρες</w:t>
+      </w:r>
+    </w:p>
+    <w:p>
+      <w:pPr>
+        <w:spacing w:after="0"/>
+      </w:pPr>
+      <w:r>
+        <w:t xml:space="preserve">5.α.1. </w:t>
+      </w:r>
+      <w:r>
+        <w:t>Το σύστημα εντοπίζει ότι δεν υπάρχουν διαθέσιμες ώρες στο επιλεγμένο κέντρο αιμοδοσίας.</w:t>
+      </w:r>
+      <w:r>
+        <w:br/>
+      </w:r>
+      <w:r>
+        <w:t xml:space="preserve">5.α.2. </w:t>
+      </w:r>
+      <w:r>
+        <w:t>Εμφανίζεται κατάλληλο μήνυμα μέσω του οποίου το σύστημα ενημερώνει τον χρήστη ότι δεν υπάρχουν διαθέσιμα ραντεβού.</w:t>
+      </w:r>
+      <w:r>
+        <w:br/>
+      </w:r>
+      <w:r>
+        <w:t xml:space="preserve">5.α.3. </w:t>
+      </w:r>
+      <w:r>
+        <w:t>Το σύστημα προτείνει άλλα διαθέσιμα κέντρα αιμοδοσίας ή ημερομηνίες.</w:t>
+      </w:r>
+      <w:r>
+        <w:br/>
+      </w:r>
+      <w:r>
+        <w:t xml:space="preserve">5.α.4. </w:t>
+      </w:r>
+      <w:r>
+        <w:t xml:space="preserve">Ο χρήστης επιλέγει νέο κέντρο ή ημερομηνία και συνεχίζει από το βήμα </w:t>
+      </w:r>
+      <w:r>
+        <w:rPr>
+          <w:b/>
+          <w:bCs/>
+        </w:rPr>
+        <w:t>4</w:t>
+      </w:r>
+      <w:r>
+        <w:t xml:space="preserve"> της βασικής ροής.</w:t>
+      </w:r>
+    </w:p>
+    <w:p>
+      <w:pPr>
+        <w:spacing w:after="0"/>
+      </w:pPr>
+    </w:p>
+    <w:p>
+      <w:pPr>
+        <w:rPr>
+          <w:b/>
+          <w:bCs/>
+        </w:rPr>
+      </w:pPr>
+      <w:r>
+        <w:rPr>
+          <w:b/>
+          <w:bCs/>
+        </w:rPr>
+        <w:t>Εναλλακτική Ροή 2</w:t>
+      </w:r>
+      <w:r>
+        <w:rPr>
+          <w:b/>
+          <w:bCs/>
+        </w:rPr>
+        <w:t xml:space="preserve">: </w:t>
+      </w:r>
+      <w:r>
+        <w:rPr>
+          <w:b/>
+          <w:bCs/>
+        </w:rPr>
+        <w:t>Μη επιτρεπτό χρονικό διάστημα αιμοδοσίας</w:t>
+      </w:r>
+    </w:p>
+    <w:p>
+      <w:pPr>
+        <w:spacing w:after="0"/>
+      </w:pPr>
+      <w:r>
+        <w:t xml:space="preserve">9.α.1. </w:t>
+      </w:r>
+      <w:r>
+        <w:t>Το σύστημα εντοπίζει ότι ο χρήστης έχει δώσει αίμα πρόσφατα και δεν έχει περάσει το απαιτούμενο χρονικό διάστημα.</w:t>
+      </w:r>
+      <w:r>
+        <w:br/>
+      </w:r>
+      <w:r>
+        <w:t xml:space="preserve">9.α.2. </w:t>
+      </w:r>
+      <w:r>
+        <w:t>Εμφανίζεται κατάλληλο μήνυμα μέσω του οποίου το σύστημα ενημερώνει τον χρήστη ότι δεν μπορεί να κλείσει ραντεβού ακόμα.</w:t>
+      </w:r>
+      <w:r>
+        <w:br/>
+      </w:r>
+      <w:r>
+        <w:t xml:space="preserve">9.α.3. </w:t>
+      </w:r>
+      <w:r>
+        <w:t>Το σύστημα εμφανίζει την ημερομηνία από την οποία ο χρήστης θα μπορεί να δώσει ξανά αίμα.</w:t>
+      </w:r>
+      <w:r>
+        <w:br/>
+      </w:r>
+      <w:r>
+        <w:t xml:space="preserve">9.α.4. </w:t>
+      </w:r>
+      <w:r>
+        <w:t>Ο χρήστης επιστρέφει στο</w:t>
+      </w:r>
+      <w:r>
+        <w:t xml:space="preserve"> αρχικό</w:t>
+      </w:r>
+      <w:r>
+        <w:t xml:space="preserve"> menu των επιλογών.</w:t>
+      </w:r>
+      <w:r>
         <w:t xml:space="preserve"> </w:t>
       </w:r>
-      <w:proofErr w:type="spellStart"/>
-      <w:r>
-        <w:rPr>
-          <w:b/>
-          <w:bCs/>
-          <w:sz w:val="28"/>
-          <w:szCs w:val="28"/>
-        </w:rPr>
-        <w:t>Case</w:t>
-      </w:r>
-      <w:proofErr w:type="spellEnd"/>
-      <w:r>
-        <w:rPr>
-          <w:b/>
-          <w:bCs/>
-          <w:sz w:val="28"/>
-          <w:szCs w:val="28"/>
-        </w:rPr>
-        <w:t xml:space="preserve"> 2</w:t>
-      </w:r>
-      <w:r>
-        <w:rPr>
-          <w:b/>
-          <w:bCs/>
-        </w:rPr>
-        <w:t>: Ανάρτηση Ιατρικών Εγγράφων (</w:t>
-      </w:r>
-      <w:proofErr w:type="spellStart"/>
-      <w:r>
-        <w:rPr>
-          <w:b/>
-          <w:bCs/>
-        </w:rPr>
-        <w:t>Cloud</w:t>
-      </w:r>
-      <w:proofErr w:type="spellEnd"/>
-      <w:r>
-        <w:rPr>
-          <w:b/>
-          <w:bCs/>
-        </w:rPr>
-        <w:t>)</w:t>
+    </w:p>
+    <w:p>
+      <w:pPr>
+        <w:pStyle w:val="2"/>
+      </w:pPr>
+      <w:r>
+        <w:t>Use Case 5: Διαχείριση Διαθεσιμότητας</w:t>
       </w:r>
     </w:p>
     <w:p>
@@ -138,134 +691,109 @@
       <w:pPr>
         <w:numPr>
           <w:ilvl w:val="0"/>
-          <w:numId w:val="1"/>
-        </w:numPr>
-      </w:pPr>
-      <w:r>
-        <w:t>Ο εθελοντής αιμοδότης συνδέεται στο σύστημα και μεταβαίνει στο προφίλ του.</w:t>
-      </w:r>
-    </w:p>
-    <w:p>
-      <w:pPr>
-        <w:numPr>
-          <w:ilvl w:val="0"/>
-          <w:numId w:val="1"/>
-        </w:numPr>
-      </w:pPr>
-      <w:r>
-        <w:t xml:space="preserve">Από το </w:t>
-      </w:r>
-      <w:proofErr w:type="spellStart"/>
-      <w:r>
-        <w:t>menu</w:t>
-      </w:r>
-      <w:proofErr w:type="spellEnd"/>
-      <w:r>
-        <w:t xml:space="preserve"> των διαθέσιμων επιλογών επιλέγει «Ανάρτηση Ιατρικών Εγγράφων».</w:t>
-      </w:r>
-    </w:p>
-    <w:p>
-      <w:pPr>
-        <w:numPr>
-          <w:ilvl w:val="0"/>
-          <w:numId w:val="1"/>
-        </w:numPr>
-      </w:pPr>
-      <w:r>
-        <w:t>Το σύστημα εμφανίζει οθόνη όπου ο χρήστης μπορεί να επιλέξει αρχείο από τη συσκευή του.</w:t>
-      </w:r>
-    </w:p>
-    <w:p>
-      <w:pPr>
-        <w:numPr>
-          <w:ilvl w:val="0"/>
-          <w:numId w:val="1"/>
-        </w:numPr>
-      </w:pPr>
-      <w:r>
-        <w:t>Ο χρήστης επιλέγει το αρχείο που θέλει να ανεβάσει (π.χ. PDF ή εικόνα από ιατρικές εξετάσεις).</w:t>
-      </w:r>
-    </w:p>
-    <w:p>
-      <w:pPr>
-        <w:numPr>
-          <w:ilvl w:val="0"/>
-          <w:numId w:val="1"/>
-        </w:numPr>
-      </w:pPr>
-      <w:r>
-        <w:t>Το σύστημα εμφανίζει τα βασικά στοιχεία του αρχείου (όνομα, τύπος αρχείου, μέγεθος).</w:t>
-      </w:r>
-    </w:p>
-    <w:p>
-      <w:pPr>
-        <w:numPr>
-          <w:ilvl w:val="0"/>
-          <w:numId w:val="1"/>
-        </w:numPr>
-      </w:pPr>
-      <w:r>
-        <w:t>Ο χρήστης επιλέγει «Μεταφόρτωση Εγγράφου».</w:t>
-      </w:r>
-    </w:p>
-    <w:p>
-      <w:pPr>
-        <w:numPr>
-          <w:ilvl w:val="0"/>
-          <w:numId w:val="1"/>
-        </w:numPr>
-      </w:pPr>
-      <w:r>
-        <w:t>Το σύστημα ελέγχει ότι ο τύπος αρχείου είναι επιτρεπτός και ότι το μέγεθος δεν ξεπερνά το επιτρεπτό όριο.</w:t>
-      </w:r>
-    </w:p>
-    <w:p>
-      <w:pPr>
-        <w:numPr>
-          <w:ilvl w:val="0"/>
-          <w:numId w:val="1"/>
-        </w:numPr>
-      </w:pPr>
-      <w:r>
-        <w:t xml:space="preserve">Το σύστημα ανεβάζει το αρχείο στο </w:t>
-      </w:r>
-      <w:proofErr w:type="spellStart"/>
-      <w:r>
-        <w:t>cloud</w:t>
-      </w:r>
-      <w:proofErr w:type="spellEnd"/>
-      <w:r>
-        <w:t xml:space="preserve"> </w:t>
-      </w:r>
-      <w:proofErr w:type="spellStart"/>
-      <w:r>
-        <w:t>storage</w:t>
-      </w:r>
-      <w:proofErr w:type="spellEnd"/>
-      <w:r>
-        <w:t xml:space="preserve"> της πλατφόρμας.</w:t>
-      </w:r>
-    </w:p>
-    <w:p>
-      <w:pPr>
-        <w:numPr>
-          <w:ilvl w:val="0"/>
-          <w:numId w:val="1"/>
-        </w:numPr>
-      </w:pPr>
-      <w:r>
-        <w:t>Το σύστημα ενημερώνει τον χρήστη ότι η μεταφόρτωση ολοκληρώθηκε με επιτυχία.</w:t>
-      </w:r>
-    </w:p>
-    <w:p>
-      <w:pPr>
-        <w:numPr>
-          <w:ilvl w:val="0"/>
-          <w:numId w:val="1"/>
-        </w:numPr>
-      </w:pPr>
-      <w:r>
-        <w:t>Το σύστημα εμφανίζει το νέο έγγραφο στη λίστα των ιατρικών εγγράφων του χρήστη.</w:t>
+          <w:numId w:val="6"/>
+        </w:numPr>
+        <w:spacing w:after="0"/>
+      </w:pPr>
+      <w:r>
+        <w:t>Από το menu των διαθέσιμων επιλογών επιλέγει «Διαχείριση Διαθεσιμότητας».</w:t>
+      </w:r>
+    </w:p>
+    <w:p>
+      <w:pPr>
+        <w:numPr>
+          <w:ilvl w:val="0"/>
+          <w:numId w:val="6"/>
+        </w:numPr>
+        <w:spacing w:after="0"/>
+      </w:pPr>
+      <w:r>
+        <w:lastRenderedPageBreak/>
+        <w:t>Το σύστημα εμφανίζει την τρέχουσα κατάσταση διαθεσιμότητας του χρήστη.</w:t>
+      </w:r>
+    </w:p>
+    <w:p>
+      <w:pPr>
+        <w:numPr>
+          <w:ilvl w:val="0"/>
+          <w:numId w:val="6"/>
+        </w:numPr>
+        <w:spacing w:after="0"/>
+      </w:pPr>
+      <w:r>
+        <w:t>Ο χρήστης επιλέγει την επιλογή «Διαθέσιμος για επείγουσα ανάγκη».</w:t>
+      </w:r>
+    </w:p>
+    <w:p>
+      <w:pPr>
+        <w:numPr>
+          <w:ilvl w:val="0"/>
+          <w:numId w:val="6"/>
+        </w:numPr>
+        <w:spacing w:after="0"/>
+      </w:pPr>
+      <w:r>
+        <w:t>Το σύστημα εμφανίζει ενημερωτικό μήνυμα για τη λήψη ειδοποιήσεων σε περίπτωση επείγουσας ανάγκης αίματος.</w:t>
+      </w:r>
+    </w:p>
+    <w:p>
+      <w:pPr>
+        <w:numPr>
+          <w:ilvl w:val="0"/>
+          <w:numId w:val="6"/>
+        </w:numPr>
+        <w:spacing w:after="0"/>
+      </w:pPr>
+      <w:r>
+        <w:t>Ο χρήστης επιβεβαιώνει την επιλογή του.</w:t>
+      </w:r>
+    </w:p>
+    <w:p>
+      <w:pPr>
+        <w:numPr>
+          <w:ilvl w:val="0"/>
+          <w:numId w:val="6"/>
+        </w:numPr>
+        <w:spacing w:after="0"/>
+      </w:pPr>
+      <w:r>
+        <w:t>Το σύστημα ενημερώνει τη βάση δεδομένων και καταχωρεί τον χρήστη ως διαθέσιμο εθελοντή.</w:t>
+      </w:r>
+    </w:p>
+    <w:p>
+      <w:pPr>
+        <w:numPr>
+          <w:ilvl w:val="0"/>
+          <w:numId w:val="6"/>
+        </w:numPr>
+        <w:spacing w:after="0"/>
+      </w:pPr>
+      <w:r>
+        <w:t>Το σύστημα ενεργοποιεί τη δυνατότητα αποστολής push notifications στον χρήστη.</w:t>
+      </w:r>
+    </w:p>
+    <w:p>
+      <w:pPr>
+        <w:numPr>
+          <w:ilvl w:val="0"/>
+          <w:numId w:val="6"/>
+        </w:numPr>
+        <w:spacing w:after="0"/>
+      </w:pPr>
+      <w:r>
+        <w:t>Το σύστημα εμφανίζει μήνυμα επιτυχούς ενημέρωσης της διαθεσιμότητας.</w:t>
+      </w:r>
+    </w:p>
+    <w:p>
+      <w:pPr>
+        <w:numPr>
+          <w:ilvl w:val="0"/>
+          <w:numId w:val="6"/>
+        </w:numPr>
+        <w:spacing w:after="0"/>
+      </w:pPr>
+      <w:r>
+        <w:t>Το σύστημα επαναφέρει τον χρήστη στο προφίλ του.</w:t>
       </w:r>
     </w:p>
     <w:p/>
@@ -274,888 +802,131 @@
         <w:rPr>
           <w:b/>
           <w:bCs/>
-          <w:sz w:val="32"/>
-          <w:szCs w:val="32"/>
-        </w:rPr>
-      </w:pPr>
-      <w:r>
-        <w:rPr>
-          <w:b/>
-          <w:bCs/>
-          <w:sz w:val="32"/>
-          <w:szCs w:val="32"/>
+        </w:rPr>
+      </w:pPr>
+      <w:r>
+        <w:rPr>
+          <w:b/>
+          <w:bCs/>
         </w:rPr>
         <w:t>Εναλλακτική Ροή 1</w:t>
       </w:r>
-    </w:p>
-    <w:p>
-      <w:r>
-        <w:rPr>
-          <w:b/>
-          <w:bCs/>
-        </w:rPr>
-        <w:t>Μη επιτρεπτός τύπος αρχείου</w:t>
-      </w:r>
-    </w:p>
-    <w:p>
-      <w:r>
-        <w:t>•  Το σύστημα εντοπίζει ότι ο τύπος αρχείου δεν είναι αποδεκτός.</w:t>
+      <w:r>
+        <w:rPr>
+          <w:b/>
+          <w:bCs/>
+        </w:rPr>
+        <w:t xml:space="preserve">: </w:t>
+      </w:r>
+      <w:r>
+        <w:rPr>
+          <w:b/>
+          <w:bCs/>
+        </w:rPr>
+        <w:t>Απενεργοποίηση διαθεσιμότητας</w:t>
+      </w:r>
+    </w:p>
+    <w:p>
+      <w:pPr>
+        <w:spacing w:after="0"/>
+      </w:pPr>
+      <w:r>
+        <w:t xml:space="preserve">3.α.1. </w:t>
+      </w:r>
+      <w:r>
+        <w:t>Ο χρήστης επιλέγει «Μη διαθέσιμος για επείγουσα ανάγκη».</w:t>
+      </w:r>
+    </w:p>
+    <w:p>
+      <w:pPr>
+        <w:spacing w:after="0"/>
+      </w:pPr>
+      <w:r>
+        <w:t xml:space="preserve">3.α.2. </w:t>
+      </w:r>
+      <w:r>
+        <w:t>Το σύστημα εμφανίζει μήνυμα επιβεβαίωσης αλλαγής της κατάστασης διαθεσιμότητας.</w:t>
+      </w:r>
+    </w:p>
+    <w:p>
+      <w:pPr>
+        <w:spacing w:after="0"/>
+      </w:pPr>
+      <w:r>
+        <w:t xml:space="preserve">3.α.3. </w:t>
+      </w:r>
+      <w:r>
+        <w:t>Ο χρήστης επιβεβαιώνει την επιλογή του.</w:t>
+      </w:r>
+    </w:p>
+    <w:p>
+      <w:pPr>
+        <w:spacing w:after="0"/>
+      </w:pPr>
+      <w:r>
+        <w:t xml:space="preserve">3.α.4. </w:t>
+      </w:r>
+      <w:r>
+        <w:t>Το σύστημα ενημερώνει τη βάση δεδομένων και απενεργοποιεί τις ειδοποιήσεις επείγουσας ανάγκης.</w:t>
+      </w:r>
+    </w:p>
+    <w:p/>
+    <w:p>
+      <w:r>
+        <w:rPr>
+          <w:b/>
+          <w:bCs/>
+        </w:rPr>
+        <w:t>Εναλλακτική Ροή 2</w:t>
+      </w:r>
+      <w:r>
+        <w:rPr>
+          <w:b/>
+          <w:bCs/>
+        </w:rPr>
+        <w:t xml:space="preserve">: </w:t>
+      </w:r>
+      <w:r>
+        <w:rPr>
+          <w:b/>
+          <w:bCs/>
+        </w:rPr>
+        <w:t>Μη ενεργοποιημένες ειδοποιήσεις στη συσκευή</w:t>
+      </w:r>
+    </w:p>
+    <w:p>
+      <w:r>
+        <w:t>7.β.1</w:t>
+      </w:r>
+      <w:r>
+        <w:t xml:space="preserve">  Το σύστημα εντοπίζει ότι οι ειδοποιήσεις δεν είναι ενεργοποιημένες στη συσκευή του χρήστη.</w:t>
       </w:r>
       <w:r>
         <w:br/>
-        <w:t>•  Εμφανίζεται κατάλληλο μήνυμα μέσω του οποίου το σύστημα ενημερώνει τον χρήστη ότι επιτρέπονται μόνο αρχεία τύπου PDF ή εικόνας (π.χ. JPG, PNG).</w:t>
+      </w:r>
+      <w:r>
+        <w:t>7.β.2</w:t>
+      </w:r>
+      <w:r>
+        <w:t xml:space="preserve">  Το σύστημα εμφανίζει μήνυμα που ενημερώνει τον χρήστη ότι πρέπει να ενεργοποιήσει τις ειδοποιήσεις.</w:t>
       </w:r>
       <w:r>
         <w:br/>
-        <w:t>•  Ο χρήστης επιλέγει νέο αρχείο από τη συσκευή του.</w:t>
+      </w:r>
+      <w:r>
+        <w:t>7.β.3</w:t>
+      </w:r>
+      <w:r>
+        <w:t xml:space="preserve"> Ο χρήστης επιλέγει «Ενεργοποίηση ειδοποιήσεων».</w:t>
       </w:r>
       <w:r>
         <w:br/>
-        <w:t xml:space="preserve">•  Ο χρήστης συνεχίζει από το βήμα </w:t>
-      </w:r>
-      <w:r>
-        <w:rPr>
-          <w:b/>
-          <w:bCs/>
-        </w:rPr>
-        <w:t>6</w:t>
-      </w:r>
-      <w:r>
-        <w:t xml:space="preserve"> της βασικής ροής.</w:t>
-      </w:r>
-    </w:p>
-    <w:p>
-      <w:r>
-        <w:pict w14:anchorId="650634C2">
-          <v:rect id="_x0000_i1044" style="width:0;height:1.5pt" o:hralign="center" o:hrstd="t" o:hr="t" fillcolor="#a0a0a0" stroked="f"/>
-        </w:pict>
-      </w:r>
-    </w:p>
-    <w:p>
-      <w:pPr>
-        <w:rPr>
-          <w:b/>
-          <w:bCs/>
-          <w:sz w:val="32"/>
-          <w:szCs w:val="32"/>
-          <w:lang w:val="en-US"/>
-        </w:rPr>
-      </w:pPr>
-    </w:p>
-    <w:p>
-      <w:pPr>
-        <w:rPr>
-          <w:b/>
-          <w:bCs/>
-          <w:sz w:val="32"/>
-          <w:szCs w:val="32"/>
-        </w:rPr>
-      </w:pPr>
-      <w:r>
-        <w:rPr>
-          <w:b/>
-          <w:bCs/>
-          <w:sz w:val="32"/>
-          <w:szCs w:val="32"/>
-        </w:rPr>
-        <w:t>Εναλλακτική Ροή 2</w:t>
-      </w:r>
-    </w:p>
-    <w:p>
-      <w:r>
-        <w:rPr>
-          <w:b/>
-          <w:bCs/>
-        </w:rPr>
-        <w:t>Υπερβολικό μέγεθος αρχείου</w:t>
-      </w:r>
-    </w:p>
-    <w:p>
-      <w:r>
-        <w:t>•  Το σύστημα εντοπίζει ότι το μέγεθος του αρχείου υπερβαίνει το επιτρεπτό όριο.</w:t>
-      </w:r>
-      <w:r>
-        <w:br/>
-        <w:t>• Εμφανίζεται κατάλληλο μήνυμα μέσω του οποίου το σύστημα ενημερώνει τον χρήστη ότι το αρχείο είναι πολύ μεγάλο.</w:t>
-      </w:r>
-      <w:r>
-        <w:br/>
-        <w:t>• Ο χρήστης επιλέγει μικρότερο αρχείο.</w:t>
-      </w:r>
-      <w:r>
-        <w:br/>
-        <w:t xml:space="preserve">•  Ο χρήστης συνεχίζει από το βήμα </w:t>
-      </w:r>
-      <w:r>
-        <w:rPr>
-          <w:b/>
-          <w:bCs/>
-        </w:rPr>
-        <w:t>6</w:t>
-      </w:r>
-      <w:r>
-        <w:t xml:space="preserve"> της βασικής ροής.</w:t>
-      </w:r>
-    </w:p>
-    <w:p>
-      <w:r>
-        <w:pict w14:anchorId="3A22F495">
-          <v:rect id="_x0000_i1045" style="width:0;height:1.5pt" o:hralign="center" o:hrstd="t" o:hr="t" fillcolor="#a0a0a0" stroked="f"/>
-        </w:pict>
-      </w:r>
-    </w:p>
-    <w:p>
-      <w:pPr>
-        <w:rPr>
-          <w:b/>
-          <w:bCs/>
-          <w:sz w:val="32"/>
-          <w:szCs w:val="32"/>
-        </w:rPr>
-      </w:pPr>
-      <w:r>
-        <w:rPr>
-          <w:b/>
-          <w:bCs/>
-          <w:sz w:val="32"/>
-          <w:szCs w:val="32"/>
-        </w:rPr>
-        <w:t>Εναλλακτική Ροή 3</w:t>
-      </w:r>
-    </w:p>
-    <w:p>
-      <w:r>
-        <w:rPr>
-          <w:b/>
-          <w:bCs/>
-        </w:rPr>
-        <w:t>Αποτυχία μεταφόρτωσης λόγω προβλήματος σύνδεσης</w:t>
-      </w:r>
-    </w:p>
-    <w:p>
-      <w:r>
-        <w:t xml:space="preserve">• Το σύστημα δεν καταφέρνει να ανεβάσει το αρχείο στο </w:t>
-      </w:r>
-      <w:proofErr w:type="spellStart"/>
-      <w:r>
-        <w:t>cloud</w:t>
-      </w:r>
-      <w:proofErr w:type="spellEnd"/>
-      <w:r>
-        <w:t xml:space="preserve"> λόγω προβλήματος σύνδεσης.</w:t>
-      </w:r>
-      <w:r>
-        <w:br/>
-        <w:t>• Το σύστημα εμφανίζει μήνυμα αποτυχίας μεταφόρτωσης.</w:t>
-      </w:r>
-      <w:r>
-        <w:br/>
-        <w:t>•  Ο χρήστης επιλέγει «Προσπάθεια ξανά».</w:t>
-      </w:r>
-      <w:r>
-        <w:br/>
-        <w:t xml:space="preserve">•  Ο χρήστης συνεχίζει από το βήμα </w:t>
-      </w:r>
-      <w:r>
-        <w:rPr>
-          <w:b/>
-          <w:bCs/>
-        </w:rPr>
-        <w:t>6</w:t>
-      </w:r>
-      <w:r>
-        <w:t xml:space="preserve"> της βασικής ροής.</w:t>
-      </w:r>
-    </w:p>
-    <w:p>
-      <w:r>
-        <w:pict w14:anchorId="071042B6">
-          <v:rect id="_x0000_i1050" style="width:0;height:1.5pt" o:hralign="center" o:hrstd="t" o:hr="t" fillcolor="#a0a0a0" stroked="f"/>
-        </w:pict>
-      </w:r>
-    </w:p>
-    <w:p>
-      <w:pPr>
-        <w:rPr>
-          <w:b/>
-          <w:bCs/>
-        </w:rPr>
-      </w:pPr>
-      <w:proofErr w:type="spellStart"/>
-      <w:r>
-        <w:rPr>
-          <w:b/>
-          <w:bCs/>
-          <w:sz w:val="28"/>
-          <w:szCs w:val="28"/>
-        </w:rPr>
-        <w:t>Use</w:t>
-      </w:r>
-      <w:proofErr w:type="spellEnd"/>
-      <w:r>
-        <w:rPr>
-          <w:b/>
-          <w:bCs/>
-          <w:sz w:val="28"/>
-          <w:szCs w:val="28"/>
-        </w:rPr>
-        <w:t xml:space="preserve"> </w:t>
-      </w:r>
-      <w:proofErr w:type="spellStart"/>
-      <w:r>
-        <w:rPr>
-          <w:b/>
-          <w:bCs/>
-          <w:sz w:val="28"/>
-          <w:szCs w:val="28"/>
-        </w:rPr>
-        <w:t>Case</w:t>
-      </w:r>
-      <w:proofErr w:type="spellEnd"/>
-      <w:r>
-        <w:rPr>
-          <w:b/>
-          <w:bCs/>
-          <w:sz w:val="28"/>
-          <w:szCs w:val="28"/>
-        </w:rPr>
-        <w:t xml:space="preserve"> 3</w:t>
-      </w:r>
-      <w:r>
-        <w:rPr>
-          <w:b/>
-          <w:bCs/>
-        </w:rPr>
-        <w:t>: Αναζήτηση και Προγραμματισμός Ραντεβού</w:t>
-      </w:r>
-    </w:p>
-    <w:p>
-      <w:pPr>
-        <w:rPr>
-          <w:b/>
-          <w:bCs/>
-        </w:rPr>
-      </w:pPr>
-      <w:r>
-        <w:rPr>
-          <w:b/>
-          <w:bCs/>
-        </w:rPr>
-        <w:t>Βασική Ροή</w:t>
-      </w:r>
-    </w:p>
-    <w:p>
-      <w:pPr>
-        <w:numPr>
-          <w:ilvl w:val="0"/>
-          <w:numId w:val="2"/>
-        </w:numPr>
-      </w:pPr>
-      <w:r>
-        <w:t xml:space="preserve">Ο εθελοντής αιμοδότης συνδέεται στο σύστημα και μεταβαίνει στο </w:t>
-      </w:r>
-      <w:proofErr w:type="spellStart"/>
-      <w:r>
-        <w:t>menu</w:t>
-      </w:r>
-      <w:proofErr w:type="spellEnd"/>
-      <w:r>
-        <w:t xml:space="preserve"> των διαθέσιμων επιλογών.</w:t>
-      </w:r>
-    </w:p>
-    <w:p>
-      <w:pPr>
-        <w:numPr>
-          <w:ilvl w:val="0"/>
-          <w:numId w:val="2"/>
-        </w:numPr>
-      </w:pPr>
-      <w:r>
-        <w:t>Ο χρήστης επιλέγει «Αναζήτηση Ραντεβού Αιμοδοσίας».</w:t>
-      </w:r>
-    </w:p>
-    <w:p>
-      <w:pPr>
-        <w:numPr>
-          <w:ilvl w:val="0"/>
-          <w:numId w:val="2"/>
-        </w:numPr>
-      </w:pPr>
-      <w:r>
-        <w:t>Το σύστημα εμφανίζει διαθέσιμα κέντρα αιμοδοσίας και ημερομηνίες.</w:t>
-      </w:r>
-    </w:p>
-    <w:p>
-      <w:pPr>
-        <w:numPr>
-          <w:ilvl w:val="0"/>
-          <w:numId w:val="2"/>
-        </w:numPr>
-      </w:pPr>
-      <w:r>
-        <w:t>Ο χρήστης επιλέγει το κέντρο αιμοδοσίας που τον εξυπηρετεί.</w:t>
-      </w:r>
-    </w:p>
-    <w:p>
-      <w:pPr>
-        <w:numPr>
-          <w:ilvl w:val="0"/>
-          <w:numId w:val="2"/>
-        </w:numPr>
-      </w:pPr>
-      <w:r>
-        <w:t>Το σύστημα εμφανίζει τις διαθέσιμες ημερομηνίες και ώρες για αιμοδοσία.</w:t>
-      </w:r>
-    </w:p>
-    <w:p>
-      <w:pPr>
-        <w:numPr>
-          <w:ilvl w:val="0"/>
-          <w:numId w:val="2"/>
-        </w:numPr>
-      </w:pPr>
-      <w:r>
-        <w:t>Ο χρήστης επιλέγει την επιθυμητή ημερομηνία και ώρα.</w:t>
-      </w:r>
-    </w:p>
-    <w:p>
-      <w:pPr>
-        <w:numPr>
-          <w:ilvl w:val="0"/>
-          <w:numId w:val="2"/>
-        </w:numPr>
-      </w:pPr>
-      <w:r>
-        <w:t>Το σύστημα εμφανίζει τα στοιχεία του ραντεβού για επιβεβαίωση.</w:t>
-      </w:r>
-    </w:p>
-    <w:p>
-      <w:pPr>
-        <w:numPr>
-          <w:ilvl w:val="0"/>
-          <w:numId w:val="2"/>
-        </w:numPr>
-      </w:pPr>
-      <w:r>
-        <w:t>Ο χρήστης επιλέγει «Επιβεβαίωση Ραντεβού».</w:t>
-      </w:r>
-    </w:p>
-    <w:p>
-      <w:pPr>
-        <w:numPr>
-          <w:ilvl w:val="0"/>
-          <w:numId w:val="2"/>
-        </w:numPr>
-      </w:pPr>
-      <w:r>
-        <w:t>Το σύστημα καταχωρεί το ραντεβού στη βάση δεδομένων.</w:t>
-      </w:r>
-    </w:p>
-    <w:p>
-      <w:pPr>
-        <w:numPr>
-          <w:ilvl w:val="0"/>
-          <w:numId w:val="2"/>
-        </w:numPr>
-      </w:pPr>
-      <w:r>
-        <w:lastRenderedPageBreak/>
-        <w:t>Το σύστημα εμφανίζει μήνυμα επιτυχούς προγραμματισμού και προσθέτει το ραντεβού στο προφίλ του χρήστη.</w:t>
-      </w:r>
-    </w:p>
-    <w:p>
-      <w:r>
-        <w:pict w14:anchorId="300C8503">
-          <v:rect id="_x0000_i1071" style="width:0;height:1.5pt" o:hralign="center" o:hrstd="t" o:hr="t" fillcolor="#a0a0a0" stroked="f"/>
-        </w:pict>
-      </w:r>
-    </w:p>
-    <w:p>
-      <w:pPr>
-        <w:rPr>
-          <w:b/>
-          <w:bCs/>
-          <w:sz w:val="32"/>
-          <w:szCs w:val="32"/>
-        </w:rPr>
-      </w:pPr>
-      <w:r>
-        <w:rPr>
-          <w:b/>
-          <w:bCs/>
-          <w:sz w:val="32"/>
-          <w:szCs w:val="32"/>
-        </w:rPr>
-        <w:t>Εναλλακτική Ροή 1</w:t>
-      </w:r>
-    </w:p>
-    <w:p>
-      <w:r>
-        <w:rPr>
-          <w:b/>
-          <w:bCs/>
-        </w:rPr>
-        <w:t>Μη διαθέσιμες ώρες</w:t>
-      </w:r>
-    </w:p>
-    <w:p>
-      <w:r>
-        <w:t>•  Το σύστημα εντοπίζει ότι δεν υπάρχουν διαθέσιμες ώρες στο επιλεγμένο κέντρο αιμοδοσίας.</w:t>
-      </w:r>
-      <w:r>
-        <w:br/>
-        <w:t>•  Εμφανίζεται κατάλληλο μήνυμα μέσω του οποίου το σύστημα ενημερώνει τον χρήστη ότι δεν υπάρχουν διαθέσιμα ραντεβού.</w:t>
-      </w:r>
-      <w:r>
-        <w:br/>
-        <w:t>•  Το σύστημα προτείνει άλλα διαθέσιμα κέντρα αιμοδοσίας ή ημερομηνίες.</w:t>
-      </w:r>
-      <w:r>
-        <w:br/>
-        <w:t xml:space="preserve">•  Ο χρήστης επιλέγει νέο κέντρο ή ημερομηνία και συνεχίζει από το βήμα </w:t>
-      </w:r>
-      <w:r>
-        <w:rPr>
-          <w:b/>
-          <w:bCs/>
-        </w:rPr>
-        <w:t>4</w:t>
-      </w:r>
-      <w:r>
-        <w:t xml:space="preserve"> της βασικής ροής.</w:t>
-      </w:r>
-    </w:p>
-    <w:p>
-      <w:r>
-        <w:pict w14:anchorId="6B578C8B">
-          <v:rect id="_x0000_i1072" style="width:0;height:1.5pt" o:hralign="center" o:hrstd="t" o:hr="t" fillcolor="#a0a0a0" stroked="f"/>
-        </w:pict>
-      </w:r>
-    </w:p>
-    <w:p>
-      <w:pPr>
-        <w:rPr>
-          <w:b/>
-          <w:bCs/>
-          <w:sz w:val="32"/>
-          <w:szCs w:val="32"/>
-        </w:rPr>
-      </w:pPr>
-      <w:r>
-        <w:rPr>
-          <w:b/>
-          <w:bCs/>
-          <w:sz w:val="32"/>
-          <w:szCs w:val="32"/>
-        </w:rPr>
-        <w:t>Εναλλακτική Ροή 2</w:t>
-      </w:r>
-    </w:p>
-    <w:p>
-      <w:r>
-        <w:rPr>
-          <w:b/>
-          <w:bCs/>
-        </w:rPr>
-        <w:t>Μη επιτρεπτό χρονικό διάστημα αιμοδοσίας</w:t>
-      </w:r>
-    </w:p>
-    <w:p>
-      <w:r>
-        <w:t>•  Το σύστημα εντοπίζει ότι ο χρήστης έχει δώσει αίμα πρόσφατα και δεν έχει περάσει το απαιτούμενο χρονικό διάστημα.</w:t>
-      </w:r>
-      <w:r>
-        <w:br/>
-        <w:t>•  Εμφανίζεται κατάλληλο μήνυμα μέσω του οποίου το σύστημα ενημερώνει τον χρήστη ότι δεν μπορεί να κλείσει ραντεβού ακόμα.</w:t>
-      </w:r>
-      <w:r>
-        <w:br/>
-        <w:t>•  Το σύστημα εμφανίζει την ημερομηνία από την οποία ο χρήστης θα μπορεί να δώσει ξανά αίμα.</w:t>
-      </w:r>
-      <w:r>
-        <w:br/>
-        <w:t xml:space="preserve">•  Ο χρήστης επιστρέφει στο </w:t>
-      </w:r>
-      <w:proofErr w:type="spellStart"/>
-      <w:r>
-        <w:t>menu</w:t>
-      </w:r>
-      <w:proofErr w:type="spellEnd"/>
-      <w:r>
-        <w:t xml:space="preserve"> των επιλογών.</w:t>
-      </w:r>
-    </w:p>
-    <w:p>
-      <w:r>
-        <w:pict w14:anchorId="18B7A324">
-          <v:rect id="_x0000_i1073" style="width:0;height:1.5pt" o:hralign="center" o:hrstd="t" o:hr="t" fillcolor="#a0a0a0" stroked="f"/>
-        </w:pict>
-      </w:r>
-    </w:p>
-    <w:p>
-      <w:pPr>
-        <w:rPr>
-          <w:b/>
-          <w:bCs/>
-        </w:rPr>
-      </w:pPr>
-      <w:r>
-        <w:rPr>
-          <w:b/>
-          <w:bCs/>
-        </w:rPr>
-        <w:t>Εναλλακτική Ροή 3</w:t>
-      </w:r>
-    </w:p>
-    <w:p>
-      <w:r>
-        <w:rPr>
-          <w:b/>
-          <w:bCs/>
-        </w:rPr>
-        <w:t>Ακύρωση πριν την επιβεβαίωση</w:t>
-      </w:r>
-    </w:p>
-    <w:p>
-      <w:r>
-        <w:t>•  Ο χρήστης επιλέγει να ακυρώσει τη διαδικασία πριν την επιβεβαίωση του ραντεβού.</w:t>
-      </w:r>
-      <w:r>
-        <w:br/>
-        <w:t>•  Το σύστημα ακυρώνει τη διαδικασία προγραμματισμού.</w:t>
-      </w:r>
-      <w:r>
-        <w:br/>
-        <w:t>• Το σύστημα επαναφέρει τον χρήστη στην αρχική οθόνη επιλογών.</w:t>
-      </w:r>
-    </w:p>
-    <w:p/>
-    <w:p/>
-    <w:p>
-      <w:r>
-        <w:pict w14:anchorId="44F27175">
-          <v:rect id="_x0000_i1077" style="width:0;height:1.5pt" o:hralign="center" o:hrstd="t" o:hr="t" fillcolor="#a0a0a0" stroked="f"/>
-        </w:pict>
-      </w:r>
-    </w:p>
-    <w:p>
-      <w:proofErr w:type="spellStart"/>
-      <w:r>
-        <w:rPr>
-          <w:b/>
-          <w:bCs/>
-          <w:sz w:val="28"/>
-          <w:szCs w:val="28"/>
-        </w:rPr>
-        <w:lastRenderedPageBreak/>
-        <w:t>Use</w:t>
-      </w:r>
-      <w:proofErr w:type="spellEnd"/>
-      <w:r>
-        <w:rPr>
-          <w:b/>
-          <w:bCs/>
-          <w:sz w:val="28"/>
-          <w:szCs w:val="28"/>
-        </w:rPr>
-        <w:t xml:space="preserve"> </w:t>
-      </w:r>
-      <w:proofErr w:type="spellStart"/>
-      <w:r>
-        <w:rPr>
-          <w:b/>
-          <w:bCs/>
-          <w:sz w:val="28"/>
-          <w:szCs w:val="28"/>
-        </w:rPr>
-        <w:t>Case</w:t>
-      </w:r>
-      <w:proofErr w:type="spellEnd"/>
-      <w:r>
-        <w:rPr>
-          <w:b/>
-          <w:bCs/>
-          <w:sz w:val="28"/>
-          <w:szCs w:val="28"/>
-        </w:rPr>
-        <w:t xml:space="preserve"> 5</w:t>
-      </w:r>
-      <w:r>
-        <w:rPr>
-          <w:b/>
-          <w:bCs/>
-        </w:rPr>
-        <w:t>: Διαχείριση Διαθεσιμότητας</w:t>
-      </w:r>
-    </w:p>
-    <w:p>
-      <w:pPr>
-        <w:rPr>
-          <w:b/>
-          <w:bCs/>
-        </w:rPr>
-      </w:pPr>
-      <w:r>
-        <w:rPr>
-          <w:b/>
-          <w:bCs/>
-        </w:rPr>
-        <w:t>Βασική Ροή</w:t>
-      </w:r>
-    </w:p>
-    <w:p>
-      <w:pPr>
-        <w:numPr>
-          <w:ilvl w:val="0"/>
-          <w:numId w:val="3"/>
-        </w:numPr>
-      </w:pPr>
-      <w:r>
-        <w:t>Ο εθελοντής αιμοδότης συνδέεται στο σύστημα και μεταβαίνει στο προφίλ του.</w:t>
-      </w:r>
-    </w:p>
-    <w:p>
-      <w:pPr>
-        <w:numPr>
-          <w:ilvl w:val="0"/>
-          <w:numId w:val="3"/>
-        </w:numPr>
-      </w:pPr>
-      <w:r>
-        <w:t xml:space="preserve">Από το </w:t>
-      </w:r>
-      <w:proofErr w:type="spellStart"/>
-      <w:r>
-        <w:t>menu</w:t>
-      </w:r>
-      <w:proofErr w:type="spellEnd"/>
-      <w:r>
-        <w:t xml:space="preserve"> των διαθέσιμων επιλογών επιλέγει «Διαχείριση Διαθεσιμότητας».</w:t>
-      </w:r>
-    </w:p>
-    <w:p>
-      <w:pPr>
-        <w:numPr>
-          <w:ilvl w:val="0"/>
-          <w:numId w:val="3"/>
-        </w:numPr>
-      </w:pPr>
-      <w:r>
-        <w:t>Το σύστημα εμφανίζει την τρέχουσα κατάσταση διαθεσιμότητας του χρήστη.</w:t>
-      </w:r>
-    </w:p>
-    <w:p>
-      <w:pPr>
-        <w:numPr>
-          <w:ilvl w:val="0"/>
-          <w:numId w:val="3"/>
-        </w:numPr>
-      </w:pPr>
-      <w:r>
-        <w:t>Ο χρήστης επιλέγει την επιλογή «Διαθέσιμος για επείγουσα ανάγκη».</w:t>
-      </w:r>
-    </w:p>
-    <w:p>
-      <w:pPr>
-        <w:numPr>
-          <w:ilvl w:val="0"/>
-          <w:numId w:val="3"/>
-        </w:numPr>
-      </w:pPr>
-      <w:r>
-        <w:t>Το σύστημα εμφανίζει ενημερωτικό μήνυμα για τη λήψη ειδοποιήσεων σε περίπτωση επείγουσας ανάγκης αίματος.</w:t>
-      </w:r>
-    </w:p>
-    <w:p>
-      <w:pPr>
-        <w:numPr>
-          <w:ilvl w:val="0"/>
-          <w:numId w:val="3"/>
-        </w:numPr>
-      </w:pPr>
-      <w:r>
-        <w:t>Ο χρήστης επιβεβαιώνει την επιλογή του.</w:t>
-      </w:r>
-    </w:p>
-    <w:p>
-      <w:pPr>
-        <w:numPr>
-          <w:ilvl w:val="0"/>
-          <w:numId w:val="3"/>
-        </w:numPr>
-      </w:pPr>
-      <w:r>
-        <w:t>Το σύστημα ενημερώνει τη βάση δεδομένων και καταχωρεί τον χρήστη ως διαθέσιμο εθελοντή.</w:t>
-      </w:r>
-    </w:p>
-    <w:p>
-      <w:pPr>
-        <w:numPr>
-          <w:ilvl w:val="0"/>
-          <w:numId w:val="3"/>
-        </w:numPr>
-      </w:pPr>
-      <w:r>
-        <w:t xml:space="preserve">Το σύστημα ενεργοποιεί τη δυνατότητα αποστολής </w:t>
-      </w:r>
-      <w:proofErr w:type="spellStart"/>
-      <w:r>
-        <w:t>push</w:t>
-      </w:r>
-      <w:proofErr w:type="spellEnd"/>
-      <w:r>
-        <w:t xml:space="preserve"> </w:t>
-      </w:r>
-      <w:proofErr w:type="spellStart"/>
-      <w:r>
-        <w:t>notifications</w:t>
-      </w:r>
-      <w:proofErr w:type="spellEnd"/>
-      <w:r>
-        <w:t xml:space="preserve"> στον χρήστη.</w:t>
-      </w:r>
-    </w:p>
-    <w:p>
-      <w:pPr>
-        <w:numPr>
-          <w:ilvl w:val="0"/>
-          <w:numId w:val="3"/>
-        </w:numPr>
-      </w:pPr>
-      <w:r>
-        <w:t>Το σύστημα εμφανίζει μήνυμα επιτυχούς ενημέρωσης της διαθεσιμότητας.</w:t>
-      </w:r>
-    </w:p>
-    <w:p>
-      <w:pPr>
-        <w:numPr>
-          <w:ilvl w:val="0"/>
-          <w:numId w:val="3"/>
-        </w:numPr>
-      </w:pPr>
-      <w:r>
-        <w:t>Το σύστημα επαναφέρει τον χρήστη στο προφίλ του.</w:t>
-      </w:r>
-    </w:p>
-    <w:p>
-      <w:r>
-        <w:pict w14:anchorId="1DE1BF46">
-          <v:rect id="_x0000_i1090" style="width:0;height:1.5pt" o:hralign="center" o:hrstd="t" o:hr="t" fillcolor="#a0a0a0" stroked="f"/>
-        </w:pict>
-      </w:r>
-    </w:p>
-    <w:p>
-      <w:pPr>
-        <w:rPr>
-          <w:b/>
-          <w:bCs/>
-          <w:sz w:val="32"/>
-          <w:szCs w:val="32"/>
-        </w:rPr>
-      </w:pPr>
-      <w:r>
-        <w:rPr>
-          <w:b/>
-          <w:bCs/>
-          <w:sz w:val="32"/>
-          <w:szCs w:val="32"/>
-        </w:rPr>
-        <w:t>Εναλλακτική Ροή 1</w:t>
-      </w:r>
-    </w:p>
-    <w:p>
-      <w:r>
-        <w:rPr>
-          <w:b/>
-          <w:bCs/>
-        </w:rPr>
-        <w:t>Απενεργοποίηση διαθεσιμότητας</w:t>
-      </w:r>
-    </w:p>
-    <w:p>
-      <w:r>
-        <w:t>•  Ο χρήστης επιλέγει «Μη διαθέσιμος για επείγουσα ανάγκη».</w:t>
-      </w:r>
-      <w:r>
-        <w:br/>
-        <w:t>•  Το σύστημα εμφανίζει μήνυμα επιβεβαίωσης αλλαγής της κατάστασης διαθεσιμότητας.</w:t>
-      </w:r>
-      <w:r>
-        <w:br/>
-        <w:t>•  Ο χρήστης επιβεβαιώνει την επιλογή του.</w:t>
-      </w:r>
-      <w:r>
-        <w:br/>
-        <w:t>•  Το σύστημα ενημερώνει τη βάση δεδομένων και απενεργοποιεί τις ειδοποιήσεις επείγουσας ανάγκης.</w:t>
-      </w:r>
-    </w:p>
-    <w:p>
-      <w:r>
-        <w:pict w14:anchorId="7873AA88">
-          <v:rect id="_x0000_i1091" style="width:0;height:1.5pt" o:hralign="center" o:hrstd="t" o:hr="t" fillcolor="#a0a0a0" stroked="f"/>
-        </w:pict>
-      </w:r>
-    </w:p>
-    <w:p>
-      <w:pPr>
-        <w:rPr>
-          <w:b/>
-          <w:bCs/>
-          <w:sz w:val="32"/>
-          <w:szCs w:val="32"/>
-        </w:rPr>
-      </w:pPr>
-      <w:r>
-        <w:rPr>
-          <w:b/>
-          <w:bCs/>
-          <w:sz w:val="32"/>
-          <w:szCs w:val="32"/>
-        </w:rPr>
-        <w:t>Εναλλακτική Ροή 2</w:t>
-      </w:r>
-    </w:p>
-    <w:p>
-      <w:r>
-        <w:rPr>
-          <w:b/>
-          <w:bCs/>
-        </w:rPr>
-        <w:t>Μη ενεργοποιημένες ειδοποιήσεις στη συσκευή</w:t>
-      </w:r>
-    </w:p>
-    <w:p>
-      <w:r>
-        <w:lastRenderedPageBreak/>
-        <w:t>•  Το σύστημα εντοπίζει ότι οι ειδοποιήσεις (</w:t>
-      </w:r>
-      <w:proofErr w:type="spellStart"/>
-      <w:r>
-        <w:t>push</w:t>
-      </w:r>
-      <w:proofErr w:type="spellEnd"/>
-      <w:r>
-        <w:t xml:space="preserve"> </w:t>
-      </w:r>
-      <w:proofErr w:type="spellStart"/>
-      <w:r>
-        <w:t>notifications</w:t>
-      </w:r>
-      <w:proofErr w:type="spellEnd"/>
-      <w:r>
-        <w:t>) δεν είναι ενεργοποιημένες στη συσκευή του χρήστη.</w:t>
-      </w:r>
-      <w:r>
-        <w:br/>
-        <w:t>•  Το σύστημα εμφανίζει μήνυμα που ενημερώνει τον χρήστη ότι πρέπει να ενεργοποιήσει τις ειδοποιήσεις.</w:t>
-      </w:r>
-      <w:r>
-        <w:br/>
-        <w:t>•  Ο χρήστης επιλέγει «Ενεργοποίηση ειδοποιήσεων».</w:t>
-      </w:r>
-      <w:r>
-        <w:br/>
-        <w:t xml:space="preserve">•  Ο χρήστης συνεχίζει από το βήμα </w:t>
+      </w:r>
+      <w:r>
+        <w:t>7.β.4</w:t>
+      </w:r>
+      <w:r>
+        <w:t xml:space="preserve">  Ο χρήστης συνεχίζει από το βήμα </w:t>
       </w:r>
       <w:r>
         <w:rPr>
@@ -1528,6 +1299,96 @@
   </w:num>
   <w:num w:numId="3" w16cid:durableId="221333568">
     <w:abstractNumId w:val="1"/>
+  </w:num>
+  <w:num w:numId="4" w16cid:durableId="424813041">
+    <w:abstractNumId w:val="2"/>
+    <w:lvlOverride w:ilvl="0">
+      <w:startOverride w:val="1"/>
+    </w:lvlOverride>
+    <w:lvlOverride w:ilvl="1">
+      <w:startOverride w:val="1"/>
+    </w:lvlOverride>
+    <w:lvlOverride w:ilvl="2">
+      <w:startOverride w:val="1"/>
+    </w:lvlOverride>
+    <w:lvlOverride w:ilvl="3">
+      <w:startOverride w:val="1"/>
+    </w:lvlOverride>
+    <w:lvlOverride w:ilvl="4">
+      <w:startOverride w:val="1"/>
+    </w:lvlOverride>
+    <w:lvlOverride w:ilvl="5">
+      <w:startOverride w:val="1"/>
+    </w:lvlOverride>
+    <w:lvlOverride w:ilvl="6">
+      <w:startOverride w:val="1"/>
+    </w:lvlOverride>
+    <w:lvlOverride w:ilvl="7">
+      <w:startOverride w:val="1"/>
+    </w:lvlOverride>
+    <w:lvlOverride w:ilvl="8">
+      <w:startOverride w:val="1"/>
+    </w:lvlOverride>
+  </w:num>
+  <w:num w:numId="5" w16cid:durableId="410347832">
+    <w:abstractNumId w:val="0"/>
+    <w:lvlOverride w:ilvl="0">
+      <w:startOverride w:val="1"/>
+    </w:lvlOverride>
+    <w:lvlOverride w:ilvl="1">
+      <w:startOverride w:val="1"/>
+    </w:lvlOverride>
+    <w:lvlOverride w:ilvl="2">
+      <w:startOverride w:val="1"/>
+    </w:lvlOverride>
+    <w:lvlOverride w:ilvl="3">
+      <w:startOverride w:val="1"/>
+    </w:lvlOverride>
+    <w:lvlOverride w:ilvl="4">
+      <w:startOverride w:val="1"/>
+    </w:lvlOverride>
+    <w:lvlOverride w:ilvl="5">
+      <w:startOverride w:val="1"/>
+    </w:lvlOverride>
+    <w:lvlOverride w:ilvl="6">
+      <w:startOverride w:val="1"/>
+    </w:lvlOverride>
+    <w:lvlOverride w:ilvl="7">
+      <w:startOverride w:val="1"/>
+    </w:lvlOverride>
+    <w:lvlOverride w:ilvl="8">
+      <w:startOverride w:val="1"/>
+    </w:lvlOverride>
+  </w:num>
+  <w:num w:numId="6" w16cid:durableId="2058161067">
+    <w:abstractNumId w:val="1"/>
+    <w:lvlOverride w:ilvl="0">
+      <w:startOverride w:val="1"/>
+    </w:lvlOverride>
+    <w:lvlOverride w:ilvl="1">
+      <w:startOverride w:val="1"/>
+    </w:lvlOverride>
+    <w:lvlOverride w:ilvl="2">
+      <w:startOverride w:val="1"/>
+    </w:lvlOverride>
+    <w:lvlOverride w:ilvl="3">
+      <w:startOverride w:val="1"/>
+    </w:lvlOverride>
+    <w:lvlOverride w:ilvl="4">
+      <w:startOverride w:val="1"/>
+    </w:lvlOverride>
+    <w:lvlOverride w:ilvl="5">
+      <w:startOverride w:val="1"/>
+    </w:lvlOverride>
+    <w:lvlOverride w:ilvl="6">
+      <w:startOverride w:val="1"/>
+    </w:lvlOverride>
+    <w:lvlOverride w:ilvl="7">
+      <w:startOverride w:val="1"/>
+    </w:lvlOverride>
+    <w:lvlOverride w:ilvl="8">
+      <w:startOverride w:val="1"/>
+    </w:lvlOverride>
   </w:num>
 </w:numbering>
 </file>
@@ -1960,7 +1821,6 @@
     <w:next w:val="a"/>
     <w:link w:val="2Char"/>
     <w:uiPriority w:val="9"/>
-    <w:semiHidden/>
     <w:unhideWhenUsed/>
     <w:qFormat/>
     <w:rsid w:val="002F254D"/>
@@ -2135,6 +1995,7 @@
   <w:style w:type="character" w:default="1" w:styleId="a0">
     <w:name w:val="Default Paragraph Font"/>
     <w:uiPriority w:val="1"/>
+    <w:semiHidden/>
     <w:unhideWhenUsed/>
   </w:style>
   <w:style w:type="table" w:default="1" w:styleId="a1">
@@ -2176,7 +2037,6 @@
     <w:basedOn w:val="a0"/>
     <w:link w:val="2"/>
     <w:uiPriority w:val="9"/>
-    <w:semiHidden/>
     <w:rsid w:val="002F254D"/>
     <w:rPr>
       <w:rFonts w:asciiTheme="majorHAnsi" w:eastAsiaTheme="majorEastAsia" w:hAnsiTheme="majorHAnsi" w:cstheme="majorBidi"/>
